--- a/fra/docx/42.content.docx
+++ b/fra/docx/42.content.docx
@@ -44280,19 +44280,7 @@
         <w:rPr>
           <w:lang w:val="fr_FR" w:bidi="fr_FR"/>
         </w:rPr>
-        <w:t xml:space="preserve">Jésus leur accorde de manger à sa table (voir la note thématique sur </w:t>
-      </w:r>
-      <w:r>
-        <w:rPr>
-          <w:lang w:val="fr_FR" w:bidi="fr_FR"/>
-        </w:rPr>
-        <w:t>Le Banquet Messianique</w:t>
-      </w:r>
-      <w:r>
-        <w:rPr>
-          <w:lang w:val="fr_FR" w:bidi="fr_FR"/>
-        </w:rPr>
-        <w:t>).</w:t>
+        <w:t>Jésus leur accorde de manger à sa table (voir la note thématique sur Le Banquet Messianique).</w:t>
       </w:r>
       <w:r>
         <w:rPr>
